--- a/OBE_Course_Manager_User_Guide.docx
+++ b/OBE_Course_Manager_User_Guide.docx
@@ -63,7 +63,7 @@
           <w:color w:val="083A32"/>
           <w:sz w:val="24"/>
         </w:rPr>
-        <w:t>Version 2.38  ·  September 2026</w:t>
+        <w:t>Version 2.39  ·  October 2026</w:t>
       </w:r>
     </w:p>
     <w:p>
@@ -2206,7 +2206,7 @@
                 <w:color w:val="1F2A28"/>
                 <w:sz w:val="19"/>
               </w:rPr>
-              <w:t>Print the Final Exam Vetting Form. Check that every CO is covered and that a complex-problem claim is really carried by the paper. Have projects and open-ended labs moderated.</w:t>
+              <w:t>Print the Final Exam Vetting Form. Check that every CO is covered and that a complex-problem claim is really carried by the paper. The form is the AUST Final Examination Vetting Form itself — Part 1 sections 1 to 10, Part 2 Modifications, Part 3 approval by the Head — so it prints ready to sign. A Version 2.2 course gets it in Version 2.2 terms (P, K, A and PO10); a Version 3 course gets the same form in Version 3 terms (WP, WK, EA and PO9). If two of you teach the course, set Part A or Part B on each assessment in the Assessments Section and section 6 prints as Part-A and Part-B. The knowledge-profile boxes under the depth attribute are left blank on purpose, for the vetters to tick. A panel above the form, which does not print, counts the tagged questions and warns you before you sign. Have projects and open-ended labs moderated.</w:t>
             </w:r>
           </w:p>
         </w:tc>

--- a/OBE_Course_Manager_User_Guide.docx
+++ b/OBE_Course_Manager_User_Guide.docx
@@ -63,7 +63,7 @@
           <w:color w:val="083A32"/>
           <w:sz w:val="24"/>
         </w:rPr>
-        <w:t>Version 2.39  ·  October 2026</w:t>
+        <w:t>Version 2.44  ·  October 2026</w:t>
       </w:r>
     </w:p>
     <w:p>
@@ -2206,7 +2206,7 @@
                 <w:color w:val="1F2A28"/>
                 <w:sz w:val="19"/>
               </w:rPr>
-              <w:t>Print the Final Exam Vetting Form. Check that every CO is covered and that a complex-problem claim is really carried by the paper. The form is the AUST Final Examination Vetting Form itself — Part 1 sections 1 to 10, Part 2 Modifications, Part 3 approval by the Head — so it prints ready to sign. A Version 2.2 course gets it in Version 2.2 terms (P, K, A and PO10); a Version 3 course gets the same form in Version 3 terms (WP, WK, EA and PO9). If two of you teach the course, set Part A or Part B on each assessment in the Assessments Section and section 6 prints as Part-A and Part-B. The knowledge-profile boxes under the depth attribute are left blank on purpose, for the vetters to tick. A panel above the form, which does not print, counts the tagged questions and warns you before you sign. Have projects and open-ended labs moderated.</w:t>
+              <w:t>Print the Final Exam Vetting Form. Check that every CO is covered and that a complex-problem claim is really carried by the paper. When you finish the CA Section, read the card at its foot: it links straight to the CQI card that records each kind of finding, and tells you which of them you can write now and which must wait for marks. Do not wait for the end of the semester to look at Outcome Quality &amp; Coverage Gaps: it needs no marks, and a course outcome whose verb cannot be observed is far cheaper to take to the Specialization Committee in week one than to record as next year's action. OCM now tells you about it in the COs Section itself. The form is the AUST Final Examination Vetting Form itself — Part 1 sections 1 to 10, Part 2 Modifications, Part 3 approval by the Head — so it prints ready to sign. A Version 2.2 course gets it in Version 2.2 terms (P, K, A and PO10); a Version 3 course gets the same form in Version 3 terms (WP, WK, EA and PO9). If two of you teach the course, set Part A or Part B on each assessment in the Assessments Section and section 6 prints as Part-A and Part-B. The knowledge-profile boxes under the depth attribute are left blank on purpose, for the vetters to tick. A panel above the form, which does not print, counts the tagged questions and warns you before you sign. The form prints and exports in landscape, and the attribute column headings are abbreviated so the wide tables stay inside the page margin — hover any heading on screen to read the manual's full wording. Section 6 shows one column per assessment, except that every Final Exam assessment is merged into a single Final column with its questions listed down the cell — so recording each exam question separately does not widen the table. Have projects and open-ended labs moderated.</w:t>
             </w:r>
           </w:p>
         </w:tc>
